--- a/gestion_escolar/templates/tramites/Plantillas/Word/JUSTIFICACIONDEPERFIL.docx
+++ b/gestion_escolar/templates/tramites/Plantillas/Word/JUSTIFICACIONDEPERFIL.docx
@@ -104,6 +104,8 @@
         </w:rPr>
         <w:t>DEPARTAMENTO DE EDUCACIÓN ESPECIAL</w:t>
       </w:r>
+      <w:bookmarkStart w:id="0" w:name="_GoBack"/>
+      <w:bookmarkEnd w:id="0"/>
     </w:p>
     <w:p>
       <w:pPr>
@@ -1173,8 +1175,6 @@
         </w:rPr>
         <w:t>{{quienlohizo}}</w:t>
       </w:r>
-      <w:bookmarkStart w:id="0" w:name="_GoBack"/>
-      <w:bookmarkEnd w:id="0"/>
       <w:r>
         <w:rPr>
           <w:rFonts w:ascii="Times New Roman" w:hAnsi="Times New Roman" w:cs="Times New Roman"/>
@@ -1263,21 +1263,23 @@
     <w:r>
       <w:rPr>
         <w:noProof/>
+        <w:sz w:val="16"/>
+        <w:szCs w:val="16"/>
         <w:lang w:val="en-US"/>
       </w:rPr>
       <w:drawing>
-        <wp:anchor distT="0" distB="0" distL="114300" distR="114300" simplePos="0" relativeHeight="251659264" behindDoc="1" locked="0" layoutInCell="1" allowOverlap="1" wp14:anchorId="5497F455" wp14:editId="648540EF">
+        <wp:anchor distT="0" distB="0" distL="114300" distR="114300" simplePos="0" relativeHeight="251659264" behindDoc="1" locked="0" layoutInCell="1" allowOverlap="1" wp14:anchorId="6CAEB132" wp14:editId="04D0B14C">
           <wp:simplePos x="0" y="0"/>
-          <wp:positionH relativeFrom="margin">
-            <wp:align>center</wp:align>
+          <wp:positionH relativeFrom="column">
+            <wp:posOffset>-828675</wp:posOffset>
           </wp:positionH>
           <wp:positionV relativeFrom="paragraph">
-            <wp:posOffset>-276860</wp:posOffset>
+            <wp:posOffset>-172085</wp:posOffset>
           </wp:positionV>
-          <wp:extent cx="7353300" cy="9703727"/>
-          <wp:effectExtent l="0" t="0" r="0" b="0"/>
+          <wp:extent cx="7340279" cy="9498842"/>
+          <wp:effectExtent l="0" t="0" r="0" b="7620"/>
           <wp:wrapNone/>
-          <wp:docPr id="29" name="Imagen 29"/>
+          <wp:docPr id="1196353157" name="Imagen 2"/>
           <wp:cNvGraphicFramePr>
             <a:graphicFrameLocks xmlns:a="http://schemas.openxmlformats.org/drawingml/2006/main" noChangeAspect="1"/>
           </wp:cNvGraphicFramePr>
@@ -1285,11 +1287,11 @@
             <a:graphicData uri="http://schemas.openxmlformats.org/drawingml/2006/picture">
               <pic:pic xmlns:pic="http://schemas.openxmlformats.org/drawingml/2006/picture">
                 <pic:nvPicPr>
-                  <pic:cNvPr id="29" name="membretada oficial SEED 2025 (EDUC ESPECIAL).jpg"/>
+                  <pic:cNvPr id="1196353157" name="Imagen 1196353157"/>
                   <pic:cNvPicPr/>
                 </pic:nvPicPr>
                 <pic:blipFill>
-                  <a:blip r:embed="rId1" cstate="print">
+                  <a:blip r:embed="rId1">
                     <a:extLst>
                       <a:ext uri="{28A0092B-C50C-407E-A947-70E740481C1C}">
                         <a14:useLocalDpi xmlns:a14="http://schemas.microsoft.com/office/drawing/2010/main" val="0"/>
@@ -1303,7 +1305,7 @@
                 <pic:spPr>
                   <a:xfrm>
                     <a:off x="0" y="0"/>
-                    <a:ext cx="7353300" cy="9703727"/>
+                    <a:ext cx="7340279" cy="9498842"/>
                   </a:xfrm>
                   <a:prstGeom prst="rect">
                     <a:avLst/>

--- a/gestion_escolar/templates/tramites/Plantillas/Word/JUSTIFICACIONDEPERFIL.docx
+++ b/gestion_escolar/templates/tramites/Plantillas/Word/JUSTIFICACIONDEPERFIL.docx
@@ -104,8 +104,6 @@
         </w:rPr>
         <w:t>DEPARTAMENTO DE EDUCACIÓN ESPECIAL</w:t>
       </w:r>
-      <w:bookmarkStart w:id="0" w:name="_GoBack"/>
-      <w:bookmarkEnd w:id="0"/>
     </w:p>
     <w:p>
       <w:pPr>
@@ -222,8 +220,10 @@
           <w:rFonts w:ascii="Times New Roman" w:hAnsi="Times New Roman" w:cs="Times New Roman"/>
           <w:b/>
         </w:rPr>
-        <w:t>2025-2026</w:t>
-      </w:r>
+        <w:t>2026-2027</w:t>
+      </w:r>
+      <w:bookmarkStart w:id="0" w:name="_GoBack"/>
+      <w:bookmarkEnd w:id="0"/>
     </w:p>
     <w:p>
       <w:pPr>
